--- a/proba-legal/oferta.docx
+++ b/proba-legal/oferta.docx
@@ -16,7 +16,7 @@
         <w:pStyle w:val="FirstParagraph"/>
       </w:pPr>
       <w:r>
-        <w:t xml:space="preserve">Редакция от 26 октября 2026 года</w:t>
+        <w:t xml:space="preserve">Редакция от 27 октября 2026 года</w:t>
       </w:r>
     </w:p>
     <w:bookmarkStart w:id="21" w:name="Xc4211d805ccb1d1758c2b033f718de644cb7c63"/>
@@ -33,7 +33,7 @@
         <w:pStyle w:val="FirstParagraph"/>
       </w:pPr>
       <w:r>
-        <w:t xml:space="preserve">1.1. Индивидуальный предприниматель Коптелин Илья Алексеевич (ИНН 540821689171, ОГРНИП 326547600096728), далее — «Исполнитель», предлагает любому юридическому лицу, индивидуальному предпринимателю или физическому лицу, далее — «Заказчик», заключить договор возмездного оказания услуг на условиях настоящей оферты.</w:t>
+        <w:t xml:space="preserve">1.1. Индивидуальный предприниматель Коптелин Илья Алексеевич (ИНН 540821689171, ОГРНИП 326547600096728), далее — «Исполнитель», предлагает юридическим лицам и индивидуальным предпринимателям, далее — «Заказчик», заключить договор возмездного оказания услуг на условиях настоящей оферты.</w:t>
       </w:r>
     </w:p>
     <w:p>
@@ -67,7 +67,7 @@
           <w:rPr>
             <w:rStyle w:val="Hyperlink"/>
           </w:rPr>
-          <w:t xml:space="preserve">I.koptelin@yandex.ru</w:t>
+          <w:t xml:space="preserve">i.koptelin@proba-lab.ru</w:t>
         </w:r>
       </w:hyperlink>
       <w:r>
@@ -335,7 +335,7 @@
         <w:pStyle w:val="BodyText"/>
       </w:pPr>
       <w:r>
-        <w:t xml:space="preserve">4.4. Оплата производится безналичным переводом на расчётный счёт Исполнителя. Обязательство по оплате считается исполненным в момент зачисления денежных средств на расчётный счёт Исполнителя.</w:t>
+        <w:t xml:space="preserve">4.4. Оплата производится безналичным переводом с расчётного счёта Заказчика на расчётный счёт Исполнителя. Обязательство по оплате считается исполненным в момент зачисления денежных средств на расчётный счёт Исполнителя.</w:t>
       </w:r>
     </w:p>
     <w:p>
@@ -344,6 +344,14 @@
       </w:pPr>
       <w:r>
         <w:t xml:space="preserve">4.5. Исполнитель вправе изменять цены на Сайте. Изменение цен не влияет на стоимость оплаченного Заказа.</w:t>
+      </w:r>
+    </w:p>
+    <w:p>
+      <w:pPr>
+        <w:pStyle w:val="BodyText"/>
+      </w:pPr>
+      <w:r>
+        <w:t xml:space="preserve">4.6. Исполнитель применяет упрощённую систему налогообложения и освобождён от исполнения обязанностей налогоплательщика НДС на основании пункта 1 статьи 145 Налогового кодекса Российской Федерации. Стоимость услуг НДС не облагается. Если основания для освобождения перестанут действовать, НДС указывается в счёте отдельной строкой.</w:t>
       </w:r>
     </w:p>
     <w:bookmarkEnd w:id="24"/>
@@ -597,7 +605,7 @@
         <w:pStyle w:val="BodyText"/>
       </w:pPr>
       <w:r>
-        <w:t xml:space="preserve">11.2. Если спор не урегулирован, он подлежит рассмотрению в суде по месту нахождения Исполнителя, если иное не установлено законодательством (в том числе законодательством о защите прав потребителей).</w:t>
+        <w:t xml:space="preserve">11.2. Если спор не урегулирован, он подлежит рассмотрению в арбитражном суде по месту нахождения Исполнителя.</w:t>
       </w:r>
     </w:p>
     <w:bookmarkEnd w:id="31"/>
@@ -652,6 +660,12 @@
       </w:r>
       <w:r>
         <w:t xml:space="preserve">Адрес: 633203, Россия, Новосибирская область, г. Искитим, мкр Индустриальный, 35, 36</w:t>
+      </w:r>
+      <w:r>
+        <w:t xml:space="preserve"> </w:t>
+      </w:r>
+      <w:r>
+        <w:t xml:space="preserve">НДС: не облагается (п. 1 ст. 145 НК РФ, УСН)</w:t>
       </w:r>
       <w:r>
         <w:t xml:space="preserve"> </w:t>
@@ -709,7 +723,7 @@
           <w:rPr>
             <w:rStyle w:val="Hyperlink"/>
           </w:rPr>
-          <w:t xml:space="preserve">I.koptelin@yandex.ru</w:t>
+          <w:t xml:space="preserve">i.koptelin@proba-lab.ru</w:t>
         </w:r>
       </w:hyperlink>
     </w:p>

--- a/proba-legal/oferta.docx
+++ b/proba-legal/oferta.docx
@@ -71,7 +71,7 @@
         </w:r>
       </w:hyperlink>
       <w:r>
-        <w:t xml:space="preserve">, телефон +7 999 466-22-79, сайт Proba Lab. Сообщения, направленные по этим каналам и по адресу электронной почты Заказчика, указанному в Заказе или переписке, считаются направленными надлежащим образом.</w:t>
+        <w:t xml:space="preserve">, телефон +7 981 100-28-48, сайт Proba Lab. Сообщения, направленные по этим каналам и по адресу электронной почты Заказчика, указанному в Заказе или переписке, считаются направленными надлежащим образом.</w:t>
       </w:r>
     </w:p>
     <w:p>
@@ -707,7 +707,7 @@
         <w:t xml:space="preserve"> </w:t>
       </w:r>
       <w:r>
-        <w:t xml:space="preserve">Телефон: +7 999 466-22-79</w:t>
+        <w:t xml:space="preserve">Телефон: +7 981 100-28-48</w:t>
       </w:r>
       <w:r>
         <w:t xml:space="preserve"> </w:t>
